--- a/lab5-258/itmo-java-lab5-258.docx
+++ b/lab5-258/itmo-java-lab5-258.docx
@@ -993,11 +993,13 @@
       </w:pPr>
       <w:r>
         <w:rPr>
-          <w:rFonts w:cs="Times New Roman" w:ascii="Times New Roman" w:hAnsi="Times New Roman"/>
-          <w:sz w:val="28"/>
-          <w:szCs w:val="28"/>
-          <w:lang w:val="ru-RU"/>
-        </w:rPr>
+          <w:rStyle w:val="Hyperlink"/>
+          <w:rFonts w:cs="Times New Roman" w:ascii="Times New Roman" w:hAnsi="Times New Roman"/>
+          <w:sz w:val="28"/>
+          <w:szCs w:val="28"/>
+          <w:lang w:val="ru-RU"/>
+        </w:rPr>
+        <w:t>https://github.com/RYAZHENKA-11/itmo-java-labs/blob/main/lab5-258/uml.png</w:t>
       </w:r>
     </w:p>
     <w:p>
@@ -1069,22 +1071,284 @@
     <w:p>
       <w:pPr>
         <w:pStyle w:val="BodyText"/>
-        <w:spacing w:before="0" w:after="140"/>
-        <w:rPr>
-          <w:rFonts w:ascii="Times New Roman" w:hAnsi="Times New Roman" w:cs="Times New Roman"/>
+        <w:rPr>
+          <w:rFonts w:ascii="Times New Roman" w:hAnsi="Times New Roman"/>
           <w:b w:val="false"/>
           <w:bCs w:val="false"/>
           <w:i w:val="false"/>
           <w:i w:val="false"/>
           <w:iCs w:val="false"/>
-          <w:sz w:val="26"/>
-          <w:szCs w:val="26"/>
           <w:u w:val="none"/>
-          <w:lang w:val="ru-RU"/>
-        </w:rPr>
-      </w:pPr>
-      <w:r>
-        <w:rPr/>
+        </w:rPr>
+      </w:pPr>
+      <w:r>
+        <w:rPr>
+          <w:rFonts w:ascii="Times New Roman" w:hAnsi="Times New Roman"/>
+          <w:b w:val="false"/>
+          <w:bCs w:val="false"/>
+          <w:i w:val="false"/>
+          <w:iCs w:val="false"/>
+          <w:u w:val="none"/>
+        </w:rPr>
+        <w:t>В процессе выполнения лабораторной работы:</w:t>
+      </w:r>
+    </w:p>
+    <w:p>
+      <w:pPr>
+        <w:pStyle w:val="BodyText"/>
+        <w:numPr>
+          <w:ilvl w:val="0"/>
+          <w:numId w:val="1"/>
+        </w:numPr>
+        <w:rPr>
+          <w:rFonts w:ascii="Times New Roman" w:hAnsi="Times New Roman"/>
+          <w:b w:val="false"/>
+          <w:bCs w:val="false"/>
+          <w:i w:val="false"/>
+          <w:i w:val="false"/>
+          <w:iCs w:val="false"/>
+          <w:u w:val="none"/>
+        </w:rPr>
+      </w:pPr>
+      <w:r>
+        <w:rPr>
+          <w:rFonts w:ascii="Times New Roman" w:hAnsi="Times New Roman"/>
+          <w:b w:val="false"/>
+          <w:bCs w:val="false"/>
+          <w:i w:val="false"/>
+          <w:iCs w:val="false"/>
+          <w:u w:val="none"/>
+        </w:rPr>
+        <w:t>Изучены принципы работы с коллекциями типа PriorityQueue и механизмы сортировки элементов по умолчанию с использованием интерфейса Comparable.</w:t>
+      </w:r>
+    </w:p>
+    <w:p>
+      <w:pPr>
+        <w:pStyle w:val="BodyText"/>
+        <w:numPr>
+          <w:ilvl w:val="0"/>
+          <w:numId w:val="1"/>
+        </w:numPr>
+        <w:rPr>
+          <w:rFonts w:ascii="Times New Roman" w:hAnsi="Times New Roman"/>
+          <w:b w:val="false"/>
+          <w:bCs w:val="false"/>
+          <w:i w:val="false"/>
+          <w:i w:val="false"/>
+          <w:iCs w:val="false"/>
+          <w:u w:val="none"/>
+        </w:rPr>
+      </w:pPr>
+      <w:r>
+        <w:rPr>
+          <w:rFonts w:ascii="Times New Roman" w:hAnsi="Times New Roman"/>
+          <w:b w:val="false"/>
+          <w:bCs w:val="false"/>
+          <w:i w:val="false"/>
+          <w:iCs w:val="false"/>
+          <w:u w:val="none"/>
+        </w:rPr>
+        <w:t>Создана объектная модель данных с использованием record-типов (Product, Person, Coordinates, Location) для хранения информации о товарах и их владельцах.</w:t>
+      </w:r>
+    </w:p>
+    <w:p>
+      <w:pPr>
+        <w:pStyle w:val="BodyText"/>
+        <w:numPr>
+          <w:ilvl w:val="0"/>
+          <w:numId w:val="1"/>
+        </w:numPr>
+        <w:rPr>
+          <w:rFonts w:ascii="Times New Roman" w:hAnsi="Times New Roman"/>
+          <w:b w:val="false"/>
+          <w:bCs w:val="false"/>
+          <w:i w:val="false"/>
+          <w:i w:val="false"/>
+          <w:iCs w:val="false"/>
+          <w:u w:val="none"/>
+        </w:rPr>
+      </w:pPr>
+      <w:r>
+        <w:rPr>
+          <w:rFonts w:ascii="Times New Roman" w:hAnsi="Times New Roman"/>
+          <w:b w:val="false"/>
+          <w:bCs w:val="false"/>
+          <w:i w:val="false"/>
+          <w:iCs w:val="false"/>
+          <w:u w:val="none"/>
+        </w:rPr>
+        <w:t>Реализован собственный JSON-парсер для чтения данных из файла через BufferedInputStream и записи через BufferedWriter в соответствии с требованиями задания.</w:t>
+      </w:r>
+    </w:p>
+    <w:p>
+      <w:pPr>
+        <w:pStyle w:val="BodyText"/>
+        <w:numPr>
+          <w:ilvl w:val="0"/>
+          <w:numId w:val="1"/>
+        </w:numPr>
+        <w:rPr>
+          <w:rFonts w:ascii="Times New Roman" w:hAnsi="Times New Roman"/>
+          <w:b w:val="false"/>
+          <w:bCs w:val="false"/>
+          <w:i w:val="false"/>
+          <w:i w:val="false"/>
+          <w:iCs w:val="false"/>
+          <w:u w:val="none"/>
+        </w:rPr>
+      </w:pPr>
+      <w:r>
+        <w:rPr>
+          <w:rFonts w:ascii="Times New Roman" w:hAnsi="Times New Roman"/>
+          <w:b w:val="false"/>
+          <w:bCs w:val="false"/>
+          <w:i w:val="false"/>
+          <w:iCs w:val="false"/>
+          <w:u w:val="none"/>
+        </w:rPr>
+        <w:t>Разработана система команд интерактивного режима с использованием паттернов Command, Invoker и Factory для обработки пользовательского ввода.</w:t>
+      </w:r>
+    </w:p>
+    <w:p>
+      <w:pPr>
+        <w:pStyle w:val="BodyText"/>
+        <w:numPr>
+          <w:ilvl w:val="0"/>
+          <w:numId w:val="1"/>
+        </w:numPr>
+        <w:rPr>
+          <w:rFonts w:ascii="Times New Roman" w:hAnsi="Times New Roman"/>
+          <w:b w:val="false"/>
+          <w:bCs w:val="false"/>
+          <w:i w:val="false"/>
+          <w:i w:val="false"/>
+          <w:iCs w:val="false"/>
+          <w:u w:val="none"/>
+        </w:rPr>
+      </w:pPr>
+      <w:r>
+        <w:rPr>
+          <w:rFonts w:ascii="Times New Roman" w:hAnsi="Times New Roman"/>
+          <w:b w:val="false"/>
+          <w:bCs w:val="false"/>
+          <w:i w:val="false"/>
+          <w:iCs w:val="false"/>
+          <w:u w:val="none"/>
+        </w:rPr>
+        <w:t>Использованы перечисления (enum UnitOfMeasure) для типизации единиц измерения товаров.</w:t>
+      </w:r>
+    </w:p>
+    <w:p>
+      <w:pPr>
+        <w:pStyle w:val="BodyText"/>
+        <w:numPr>
+          <w:ilvl w:val="0"/>
+          <w:numId w:val="1"/>
+        </w:numPr>
+        <w:rPr>
+          <w:rFonts w:ascii="Times New Roman" w:hAnsi="Times New Roman"/>
+          <w:b w:val="false"/>
+          <w:bCs w:val="false"/>
+          <w:i w:val="false"/>
+          <w:i w:val="false"/>
+          <w:iCs w:val="false"/>
+          <w:u w:val="none"/>
+        </w:rPr>
+      </w:pPr>
+      <w:r>
+        <w:rPr>
+          <w:rFonts w:ascii="Times New Roman" w:hAnsi="Times New Roman"/>
+          <w:b w:val="false"/>
+          <w:bCs w:val="false"/>
+          <w:i w:val="false"/>
+          <w:iCs w:val="false"/>
+          <w:u w:val="none"/>
+        </w:rPr>
+        <w:t>Организована проверка всех полей на соответствие требованиям задания (уникальность id и partNumber, валидация диапазонов значений, обработка null-полей).</w:t>
+      </w:r>
+    </w:p>
+    <w:p>
+      <w:pPr>
+        <w:pStyle w:val="BodyText"/>
+        <w:numPr>
+          <w:ilvl w:val="0"/>
+          <w:numId w:val="1"/>
+        </w:numPr>
+        <w:rPr>
+          <w:rFonts w:ascii="Times New Roman" w:hAnsi="Times New Roman"/>
+          <w:b w:val="false"/>
+          <w:bCs w:val="false"/>
+          <w:i w:val="false"/>
+          <w:i w:val="false"/>
+          <w:iCs w:val="false"/>
+          <w:u w:val="none"/>
+        </w:rPr>
+      </w:pPr>
+      <w:r>
+        <w:rPr>
+          <w:rFonts w:ascii="Times New Roman" w:hAnsi="Times New Roman"/>
+          <w:b w:val="false"/>
+          <w:bCs w:val="false"/>
+          <w:i w:val="false"/>
+          <w:iCs w:val="false"/>
+          <w:u w:val="none"/>
+        </w:rPr>
+        <w:t>Реализована устойчивость программы к неправильным данным и некорректному пользовательскому вводу с выводом информативных сообщений об ошибках.</w:t>
+      </w:r>
+    </w:p>
+    <w:p>
+      <w:pPr>
+        <w:pStyle w:val="BodyText"/>
+        <w:numPr>
+          <w:ilvl w:val="0"/>
+          <w:numId w:val="1"/>
+        </w:numPr>
+        <w:rPr>
+          <w:rFonts w:ascii="Times New Roman" w:hAnsi="Times New Roman"/>
+          <w:b w:val="false"/>
+          <w:bCs w:val="false"/>
+          <w:i w:val="false"/>
+          <w:i w:val="false"/>
+          <w:iCs w:val="false"/>
+          <w:u w:val="none"/>
+        </w:rPr>
+      </w:pPr>
+      <w:r>
+        <w:rPr>
+          <w:rFonts w:ascii="Times New Roman" w:hAnsi="Times New Roman"/>
+          <w:b w:val="false"/>
+          <w:bCs w:val="false"/>
+          <w:i w:val="false"/>
+          <w:iCs w:val="false"/>
+          <w:u w:val="none"/>
+        </w:rPr>
+        <w:t>Все классы задокументированы в формате Javadoc.</w:t>
+      </w:r>
+    </w:p>
+    <w:p>
+      <w:pPr>
+        <w:pStyle w:val="BodyText"/>
+        <w:spacing w:before="0" w:after="140"/>
+        <w:rPr>
+          <w:rFonts w:ascii="Times New Roman" w:hAnsi="Times New Roman"/>
+          <w:b w:val="false"/>
+          <w:bCs w:val="false"/>
+          <w:i w:val="false"/>
+          <w:i w:val="false"/>
+          <w:iCs w:val="false"/>
+          <w:u w:val="none"/>
+        </w:rPr>
+      </w:pPr>
+      <w:r>
+        <w:rPr>
+          <w:rFonts w:ascii="Times New Roman" w:hAnsi="Times New Roman"/>
+          <w:b w:val="false"/>
+          <w:bCs w:val="false"/>
+          <w:i w:val="false"/>
+          <w:iCs w:val="false"/>
+          <w:u w:val="none"/>
+        </w:rPr>
+        <w:t>В результате была разработана работоспособная программа для управления коллекцией товаров в интерактивном режиме, соответствующая всем требованиям задания. Все цели лабораторной работы достигнуты.</w:t>
       </w:r>
     </w:p>
     <w:sectPr>
@@ -1098,6 +1362,273 @@
     </w:sectPr>
   </w:body>
 </w:document>
+</file>
+
+<file path=word/numbering.xml><?xml version="1.0" encoding="utf-8"?>
+<w:numbering xmlns:w="http://schemas.openxmlformats.org/wordprocessingml/2006/main" xmlns:o="urn:schemas-microsoft-com:office:office" xmlns:r="http://schemas.openxmlformats.org/officeDocument/2006/relationships" xmlns:v="urn:schemas-microsoft-com:vml" xmlns:mc="http://schemas.openxmlformats.org/markup-compatibility/2006" xmlns:w14="http://schemas.microsoft.com/office/word/2010/wordml" mc:Ignorable="w14">
+  <w:abstractNum w:abstractNumId="1">
+    <w:lvl w:ilvl="0">
+      <w:start w:val="1"/>
+      <w:numFmt w:val="bullet"/>
+      <w:lvlText w:val=""/>
+      <w:lvlJc w:val="start"/>
+      <w:pPr>
+        <w:tabs>
+          <w:tab w:val="num" w:pos="720"/>
+        </w:tabs>
+        <w:ind w:start="720" w:hanging="360"/>
+      </w:pPr>
+      <w:rPr>
+        <w:rFonts w:ascii="Symbol" w:hAnsi="Symbol" w:cs="Symbol" w:hint="default"/>
+      </w:rPr>
+    </w:lvl>
+    <w:lvl w:ilvl="1">
+      <w:start w:val="1"/>
+      <w:numFmt w:val="bullet"/>
+      <w:lvlText w:val=""/>
+      <w:lvlJc w:val="start"/>
+      <w:pPr>
+        <w:tabs>
+          <w:tab w:val="num" w:pos="1080"/>
+        </w:tabs>
+        <w:ind w:start="1080" w:hanging="360"/>
+      </w:pPr>
+      <w:rPr>
+        <w:rFonts w:ascii="Symbol" w:hAnsi="Symbol" w:cs="Symbol" w:hint="default"/>
+      </w:rPr>
+    </w:lvl>
+    <w:lvl w:ilvl="2">
+      <w:start w:val="1"/>
+      <w:numFmt w:val="bullet"/>
+      <w:lvlText w:val=""/>
+      <w:lvlJc w:val="start"/>
+      <w:pPr>
+        <w:tabs>
+          <w:tab w:val="num" w:pos="1440"/>
+        </w:tabs>
+        <w:ind w:start="1440" w:hanging="360"/>
+      </w:pPr>
+      <w:rPr>
+        <w:rFonts w:ascii="Symbol" w:hAnsi="Symbol" w:cs="Symbol" w:hint="default"/>
+      </w:rPr>
+    </w:lvl>
+    <w:lvl w:ilvl="3">
+      <w:start w:val="1"/>
+      <w:numFmt w:val="bullet"/>
+      <w:lvlText w:val=""/>
+      <w:lvlJc w:val="start"/>
+      <w:pPr>
+        <w:tabs>
+          <w:tab w:val="num" w:pos="1800"/>
+        </w:tabs>
+        <w:ind w:start="1800" w:hanging="360"/>
+      </w:pPr>
+      <w:rPr>
+        <w:rFonts w:ascii="Symbol" w:hAnsi="Symbol" w:cs="Symbol" w:hint="default"/>
+      </w:rPr>
+    </w:lvl>
+    <w:lvl w:ilvl="4">
+      <w:start w:val="1"/>
+      <w:numFmt w:val="bullet"/>
+      <w:lvlText w:val=""/>
+      <w:lvlJc w:val="start"/>
+      <w:pPr>
+        <w:tabs>
+          <w:tab w:val="num" w:pos="2160"/>
+        </w:tabs>
+        <w:ind w:start="2160" w:hanging="360"/>
+      </w:pPr>
+      <w:rPr>
+        <w:rFonts w:ascii="Symbol" w:hAnsi="Symbol" w:cs="Symbol" w:hint="default"/>
+      </w:rPr>
+    </w:lvl>
+    <w:lvl w:ilvl="5">
+      <w:start w:val="1"/>
+      <w:numFmt w:val="bullet"/>
+      <w:lvlText w:val=""/>
+      <w:lvlJc w:val="start"/>
+      <w:pPr>
+        <w:tabs>
+          <w:tab w:val="num" w:pos="2520"/>
+        </w:tabs>
+        <w:ind w:start="2520" w:hanging="360"/>
+      </w:pPr>
+      <w:rPr>
+        <w:rFonts w:ascii="Symbol" w:hAnsi="Symbol" w:cs="Symbol" w:hint="default"/>
+      </w:rPr>
+    </w:lvl>
+    <w:lvl w:ilvl="6">
+      <w:start w:val="1"/>
+      <w:numFmt w:val="bullet"/>
+      <w:lvlText w:val=""/>
+      <w:lvlJc w:val="start"/>
+      <w:pPr>
+        <w:tabs>
+          <w:tab w:val="num" w:pos="2880"/>
+        </w:tabs>
+        <w:ind w:start="2880" w:hanging="360"/>
+      </w:pPr>
+      <w:rPr>
+        <w:rFonts w:ascii="Symbol" w:hAnsi="Symbol" w:cs="Symbol" w:hint="default"/>
+      </w:rPr>
+    </w:lvl>
+    <w:lvl w:ilvl="7">
+      <w:start w:val="1"/>
+      <w:numFmt w:val="bullet"/>
+      <w:lvlText w:val=""/>
+      <w:lvlJc w:val="start"/>
+      <w:pPr>
+        <w:tabs>
+          <w:tab w:val="num" w:pos="3240"/>
+        </w:tabs>
+        <w:ind w:start="3240" w:hanging="360"/>
+      </w:pPr>
+      <w:rPr>
+        <w:rFonts w:ascii="Symbol" w:hAnsi="Symbol" w:cs="Symbol" w:hint="default"/>
+      </w:rPr>
+    </w:lvl>
+    <w:lvl w:ilvl="8">
+      <w:start w:val="1"/>
+      <w:numFmt w:val="bullet"/>
+      <w:lvlText w:val=""/>
+      <w:lvlJc w:val="start"/>
+      <w:pPr>
+        <w:tabs>
+          <w:tab w:val="num" w:pos="3600"/>
+        </w:tabs>
+        <w:ind w:start="3600" w:hanging="360"/>
+      </w:pPr>
+      <w:rPr>
+        <w:rFonts w:ascii="Symbol" w:hAnsi="Symbol" w:cs="Symbol" w:hint="default"/>
+      </w:rPr>
+    </w:lvl>
+  </w:abstractNum>
+  <w:abstractNum w:abstractNumId="2">
+    <w:lvl w:ilvl="0">
+      <w:start w:val="1"/>
+      <w:numFmt w:val="none"/>
+      <w:suff w:val="nothing"/>
+      <w:lvlText w:val=""/>
+      <w:lvlJc w:val="start"/>
+      <w:pPr>
+        <w:tabs>
+          <w:tab w:val="num" w:pos="0"/>
+        </w:tabs>
+        <w:ind w:start="0" w:hanging="0"/>
+      </w:pPr>
+    </w:lvl>
+    <w:lvl w:ilvl="1">
+      <w:start w:val="1"/>
+      <w:numFmt w:val="none"/>
+      <w:suff w:val="nothing"/>
+      <w:lvlText w:val=""/>
+      <w:lvlJc w:val="start"/>
+      <w:pPr>
+        <w:tabs>
+          <w:tab w:val="num" w:pos="0"/>
+        </w:tabs>
+        <w:ind w:start="0" w:hanging="0"/>
+      </w:pPr>
+    </w:lvl>
+    <w:lvl w:ilvl="2">
+      <w:start w:val="1"/>
+      <w:numFmt w:val="none"/>
+      <w:suff w:val="nothing"/>
+      <w:lvlText w:val=""/>
+      <w:lvlJc w:val="start"/>
+      <w:pPr>
+        <w:tabs>
+          <w:tab w:val="num" w:pos="0"/>
+        </w:tabs>
+        <w:ind w:start="0" w:hanging="0"/>
+      </w:pPr>
+    </w:lvl>
+    <w:lvl w:ilvl="3">
+      <w:start w:val="1"/>
+      <w:numFmt w:val="none"/>
+      <w:suff w:val="nothing"/>
+      <w:lvlText w:val=""/>
+      <w:lvlJc w:val="start"/>
+      <w:pPr>
+        <w:tabs>
+          <w:tab w:val="num" w:pos="0"/>
+        </w:tabs>
+        <w:ind w:start="0" w:hanging="0"/>
+      </w:pPr>
+    </w:lvl>
+    <w:lvl w:ilvl="4">
+      <w:start w:val="1"/>
+      <w:numFmt w:val="none"/>
+      <w:suff w:val="nothing"/>
+      <w:lvlText w:val=""/>
+      <w:lvlJc w:val="start"/>
+      <w:pPr>
+        <w:tabs>
+          <w:tab w:val="num" w:pos="0"/>
+        </w:tabs>
+        <w:ind w:start="0" w:hanging="0"/>
+      </w:pPr>
+    </w:lvl>
+    <w:lvl w:ilvl="5">
+      <w:start w:val="1"/>
+      <w:numFmt w:val="none"/>
+      <w:suff w:val="nothing"/>
+      <w:lvlText w:val=""/>
+      <w:lvlJc w:val="start"/>
+      <w:pPr>
+        <w:tabs>
+          <w:tab w:val="num" w:pos="0"/>
+        </w:tabs>
+        <w:ind w:start="0" w:hanging="0"/>
+      </w:pPr>
+    </w:lvl>
+    <w:lvl w:ilvl="6">
+      <w:start w:val="1"/>
+      <w:numFmt w:val="none"/>
+      <w:suff w:val="nothing"/>
+      <w:lvlText w:val=""/>
+      <w:lvlJc w:val="start"/>
+      <w:pPr>
+        <w:tabs>
+          <w:tab w:val="num" w:pos="0"/>
+        </w:tabs>
+        <w:ind w:start="0" w:hanging="0"/>
+      </w:pPr>
+    </w:lvl>
+    <w:lvl w:ilvl="7">
+      <w:start w:val="1"/>
+      <w:numFmt w:val="none"/>
+      <w:suff w:val="nothing"/>
+      <w:lvlText w:val=""/>
+      <w:lvlJc w:val="start"/>
+      <w:pPr>
+        <w:tabs>
+          <w:tab w:val="num" w:pos="0"/>
+        </w:tabs>
+        <w:ind w:start="0" w:hanging="0"/>
+      </w:pPr>
+    </w:lvl>
+    <w:lvl w:ilvl="8">
+      <w:start w:val="1"/>
+      <w:numFmt w:val="none"/>
+      <w:suff w:val="nothing"/>
+      <w:lvlText w:val=""/>
+      <w:lvlJc w:val="start"/>
+      <w:pPr>
+        <w:tabs>
+          <w:tab w:val="num" w:pos="0"/>
+        </w:tabs>
+        <w:ind w:start="0" w:hanging="0"/>
+      </w:pPr>
+    </w:lvl>
+  </w:abstractNum>
+  <w:num w:numId="1">
+    <w:abstractNumId w:val="1"/>
+  </w:num>
+  <w:num w:numId="2">
+    <w:abstractNumId w:val="2"/>
+  </w:num>
+</w:numbering>
 </file>
 
 <file path=word/styles.xml><?xml version="1.0" encoding="utf-8"?>
@@ -1976,6 +2507,14 @@
     <w:qFormat/>
     <w:rPr/>
   </w:style>
+  <w:style w:type="character" w:styleId="Strong">
+    <w:name w:val="Strong"/>
+    <w:qFormat/>
+    <w:rPr>
+      <w:b/>
+      <w:bCs/>
+    </w:rPr>
+  </w:style>
   <w:style w:type="paragraph" w:styleId="Style11">
     <w:name w:val="Заголовок"/>
     <w:basedOn w:val="Normal"/>
